--- a/output/tables/table_summary.docx
+++ b/output/tables/table_summary.docx
@@ -65,7 +65,7 @@
           <w:sz w:val="20"/>
           <w:color w:val="333333"/>
         </w:rPr>
-        <w:t xml:space="default">Madrid, Spain (40.4°N, 3.7°E), TZ: Europe/Madrid</w:t>
+        <w:t xml:space="default">Madrid, Spain, 40.4°N, 3.7°W, TZ: Europe/Madrid</w:t>
       </w:r>
     </w:p>
     <w:tbl xmlns:w="http://schemas.openxmlformats.org/wordprocessingml/2006/main" xmlns:wp="http://schemas.openxmlformats.org/drawingml/2006/wordprocessingDrawing" xmlns:r="http://schemas.openxmlformats.org/officeDocument/2006/relationships" xmlns:w14="http://schemas.microsoft.com/office/word/2010/wordml">
@@ -161,7 +161,7 @@
                 <w:rFonts w:ascii="Calibri" w:hAnsi="Calibri"/>
                 <w:sz w:val="20"/>
               </w:rPr>
-              <w:t xml:space="default"/>
+              <w:t xml:space="preserve">Participants</w:t>
             </w:r>
           </w:p>
         </w:tc>
@@ -262,31 +262,31 @@
                 <w:rFonts w:ascii="Calibri" w:hAnsi="Calibri"/>
                 <w:sz w:val="20"/>
               </w:rPr>
-              <w:t xml:space="default"/>
-            </w:r>
-          </w:p>
-        </w:tc>
-        <w:tc>
-          <w:tcPr>
-            <w:tcBorders>
-              <w:top w:val="single" w:space="0" w:color="D3D3D3"/>
-              <w:bottom w:val="single" w:space="0" w:color="D3D3D3"/>
-              <w:start w:val="single" w:space="0" w:color="D3D3D3"/>
-              <w:end w:val="single" w:space="0" w:color="D3D3D3"/>
-            </w:tcBorders>
-          </w:tcPr>
-          <w:p>
-            <w:pPr>
-              <w:spacing w:before="0" w:after="60"/>
-              <w:keepNext/>
-              <w:jc w:val="start"/>
-            </w:pPr>
-            <w:r>
-              <w:rPr>
-                <w:rFonts w:ascii="Calibri" w:hAnsi="Calibri"/>
-                <w:sz w:val="20"/>
-              </w:rPr>
-              <w:t xml:space="default">&lt;strong&gt;186&lt;/strong&gt; </w:t>
+              <w:t xml:space="preserve">Participant-days</w:t>
+            </w:r>
+          </w:p>
+        </w:tc>
+        <w:tc>
+          <w:tcPr>
+            <w:tcBorders>
+              <w:top w:val="single" w:space="0" w:color="D3D3D3"/>
+              <w:bottom w:val="single" w:space="0" w:color="D3D3D3"/>
+              <w:start w:val="single" w:space="0" w:color="D3D3D3"/>
+              <w:end w:val="single" w:space="0" w:color="D3D3D3"/>
+            </w:tcBorders>
+          </w:tcPr>
+          <w:p>
+            <w:pPr>
+              <w:spacing w:before="0" w:after="60"/>
+              <w:keepNext/>
+              <w:jc w:val="start"/>
+            </w:pPr>
+            <w:r>
+              <w:rPr>
+                <w:rFonts w:ascii="Calibri" w:hAnsi="Calibri"/>
+                <w:sz w:val="20"/>
+              </w:rPr>
+              <w:t xml:space="default">&lt;strong&gt;186&lt;/strong&gt; (6 - 10)</w:t>
             </w:r>
           </w:p>
         </w:tc>
@@ -363,31 +363,31 @@
                 <w:rFonts w:ascii="Calibri" w:hAnsi="Calibri"/>
                 <w:sz w:val="20"/>
               </w:rPr>
-              <w:t xml:space="default"/>
-            </w:r>
-          </w:p>
-        </w:tc>
-        <w:tc>
-          <w:tcPr>
-            <w:tcBorders>
-              <w:top w:val="single" w:space="0" w:color="D3D3D3"/>
-              <w:bottom w:val="single" w:space="0" w:color="D3D3D3"/>
-              <w:start w:val="single" w:space="0" w:color="D3D3D3"/>
-              <w:end w:val="single" w:space="0" w:color="D3D3D3"/>
-            </w:tcBorders>
-          </w:tcPr>
-          <w:p>
-            <w:pPr>
-              <w:spacing w:before="0" w:after="60"/>
-              <w:keepNext/>
-              <w:jc w:val="start"/>
-            </w:pPr>
-            <w:r>
-              <w:rPr>
-                <w:rFonts w:ascii="Calibri" w:hAnsi="Calibri"/>
-                <w:sz w:val="20"/>
-              </w:rPr>
-              <w:t xml:space="default">&lt;strong&gt;141&lt;/strong&gt; </w:t>
+              <w:t xml:space="preserve">Days ≥80% complete</w:t>
+            </w:r>
+          </w:p>
+        </w:tc>
+        <w:tc>
+          <w:tcPr>
+            <w:tcBorders>
+              <w:top w:val="single" w:space="0" w:color="D3D3D3"/>
+              <w:bottom w:val="single" w:space="0" w:color="D3D3D3"/>
+              <w:start w:val="single" w:space="0" w:color="D3D3D3"/>
+              <w:end w:val="single" w:space="0" w:color="D3D3D3"/>
+            </w:tcBorders>
+          </w:tcPr>
+          <w:p>
+            <w:pPr>
+              <w:spacing w:before="0" w:after="60"/>
+              <w:keepNext/>
+              <w:jc w:val="start"/>
+            </w:pPr>
+            <w:r>
+              <w:rPr>
+                <w:rFonts w:ascii="Calibri" w:hAnsi="Calibri"/>
+                <w:sz w:val="20"/>
+              </w:rPr>
+              <w:t xml:space="default">&lt;strong&gt;141&lt;/strong&gt; (4 - 8)</w:t>
             </w:r>
           </w:p>
         </w:tc>
@@ -464,31 +464,31 @@
                 <w:rFonts w:ascii="Calibri" w:hAnsi="Calibri"/>
                 <w:sz w:val="20"/>
               </w:rPr>
-              <w:t xml:space="default"/>
-            </w:r>
-          </w:p>
-        </w:tc>
-        <w:tc>
-          <w:tcPr>
-            <w:tcBorders>
-              <w:top w:val="single" w:space="0" w:color="D3D3D3"/>
-              <w:bottom w:val="single" w:space="0" w:color="D3D3D3"/>
-              <w:start w:val="single" w:space="0" w:color="D3D3D3"/>
-              <w:end w:val="single" w:space="0" w:color="D3D3D3"/>
-            </w:tcBorders>
-          </w:tcPr>
-          <w:p>
-            <w:pPr>
-              <w:spacing w:before="0" w:after="60"/>
-              <w:keepNext/>
-              <w:jc w:val="start"/>
-            </w:pPr>
-            <w:r>
-              <w:rPr>
-                <w:rFonts w:ascii="Calibri" w:hAnsi="Calibri"/>
-                <w:sz w:val="20"/>
-              </w:rPr>
-              <w:t xml:space="default">&lt;strong&gt;12.90%&lt;/strong&gt; (9.42% - 22.28%)</w:t>
+              <w:t xml:space="preserve">Missing/Irregular</w:t>
+            </w:r>
+          </w:p>
+        </w:tc>
+        <w:tc>
+          <w:tcPr>
+            <w:tcBorders>
+              <w:top w:val="single" w:space="0" w:color="D3D3D3"/>
+              <w:bottom w:val="single" w:space="0" w:color="D3D3D3"/>
+              <w:start w:val="single" w:space="0" w:color="D3D3D3"/>
+              <w:end w:val="single" w:space="0" w:color="D3D3D3"/>
+            </w:tcBorders>
+          </w:tcPr>
+          <w:p>
+            <w:pPr>
+              <w:spacing w:before="0" w:after="60"/>
+              <w:keepNext/>
+              <w:jc w:val="start"/>
+            </w:pPr>
+            <w:r>
+              <w:rPr>
+                <w:rFonts w:ascii="Calibri" w:hAnsi="Calibri"/>
+                <w:sz w:val="20"/>
+              </w:rPr>
+              <w:t xml:space="default">&lt;strong&gt;13.0%&lt;/strong&gt; (9.0% - 22.0%)</w:t>
             </w:r>
           </w:p>
         </w:tc>
@@ -565,7 +565,7 @@
                 <w:rFonts w:ascii="Calibri" w:hAnsi="Calibri"/>
                 <w:sz w:val="20"/>
               </w:rPr>
-              <w:t xml:space="default"/>
+              <w:t xml:space="preserve">Photoperiod</w:t>
             </w:r>
           </w:p>
         </w:tc>
@@ -937,7 +937,7 @@
                 <w:rFonts w:ascii="Calibri" w:hAnsi="Calibri"/>
                 <w:sz w:val="20"/>
               </w:rPr>
-              <w:t xml:space="preserve">1–10</w:t>
+              <w:t xml:space="preserve">1-10</w:t>
             </w:r>
             }
           </w:p>

--- a/output/tables/table_summary.docx
+++ b/output/tables/table_summary.docx
@@ -286,7 +286,7 @@
                 <w:rFonts w:ascii="Calibri" w:hAnsi="Calibri"/>
                 <w:sz w:val="20"/>
               </w:rPr>
-              <w:t xml:space="default">&lt;strong&gt;186&lt;/strong&gt; (6 - 10)</w:t>
+              <w:t xml:space="default">&lt;strong&gt;182&lt;/strong&gt; (6 - 9)</w:t>
             </w:r>
           </w:p>
         </w:tc>
@@ -387,7 +387,7 @@
                 <w:rFonts w:ascii="Calibri" w:hAnsi="Calibri"/>
                 <w:sz w:val="20"/>
               </w:rPr>
-              <w:t xml:space="default">&lt;strong&gt;141&lt;/strong&gt; (4 - 8)</w:t>
+              <w:t xml:space="default">&lt;strong&gt;137&lt;/strong&gt; (4 - 7)</w:t>
             </w:r>
           </w:p>
         </w:tc>
@@ -589,7 +589,7 @@
                 <w:rFonts w:ascii="Calibri" w:hAnsi="Calibri"/>
                 <w:sz w:val="20"/>
               </w:rPr>
-              <w:t xml:space="default">&lt;strong&gt;11h 7m&lt;/strong&gt; (10h 19m - 12h 23m)</w:t>
+              <w:t xml:space="default">&lt;strong&gt;11h 6m&lt;/strong&gt; (10h 19m - 12h 23m)</w:t>
             </w:r>
           </w:p>
         </w:tc>
@@ -742,7 +742,7 @@
                 <w:rFonts w:ascii="Calibri" w:hAnsi="Calibri"/>
                 <w:sz w:val="20"/>
               </w:rPr>
-              <w:t xml:space="default">&lt;strong&gt;5,908&lt;/strong&gt; ±8,341 (0 - 52,104)</w:t>
+              <w:t xml:space="default">&lt;strong&gt;6,043&lt;/strong&gt; ±8,422 (44 - 52,104)</w:t>
             </w:r>
           </w:p>
         </w:tc>
@@ -852,7 +852,7 @@
                 <w:rFonts w:ascii="Calibri" w:hAnsi="Calibri"/>
                 <w:sz w:val="20"/>
               </w:rPr>
-              <w:t xml:space="default">&lt;strong&gt;2h 48m&lt;/strong&gt; ±2h 11m (0s - 7h 47m)</w:t>
+              <w:t xml:space="default">&lt;strong&gt;2h 51m&lt;/strong&gt; ±2h 11m (0s - 7h 47m)</w:t>
             </w:r>
           </w:p>
         </w:tc>
@@ -962,7 +962,7 @@
                 <w:rFonts w:ascii="Calibri" w:hAnsi="Calibri"/>
                 <w:sz w:val="20"/>
               </w:rPr>
-              <w:t xml:space="default">&lt;strong&gt;1h 59m&lt;/strong&gt; ±1h 32m (0s - 7h 43m)</w:t>
+              <w:t xml:space="default">&lt;strong&gt;2h 2m&lt;/strong&gt; ±1h 31m (1m - 7h 43m)</w:t>
             </w:r>
           </w:p>
         </w:tc>
@@ -1072,7 +1072,7 @@
                 <w:rFonts w:ascii="Calibri" w:hAnsi="Calibri"/>
                 <w:sz w:val="20"/>
               </w:rPr>
-              <w:t xml:space="default">&lt;strong&gt;12h 24m&lt;/strong&gt; ±3h 16m (7h 37m - 1d)</w:t>
+              <w:t xml:space="default">&lt;strong&gt;12h 9m&lt;/strong&gt; ±2h 56m (7h 37m - 21h 9m)</w:t>
             </w:r>
           </w:p>
         </w:tc>
@@ -1182,7 +1182,7 @@
                 <w:rFonts w:ascii="Calibri" w:hAnsi="Calibri"/>
                 <w:sz w:val="20"/>
               </w:rPr>
-              <w:t xml:space="default">&lt;strong&gt;32m 58s&lt;/strong&gt; ±30m 35s (0s - 2h 47m)</w:t>
+              <w:t xml:space="default">&lt;strong&gt;33m 29s&lt;/strong&gt; ±30m 46s (0s - 2h 47m)</w:t>
             </w:r>
           </w:p>
         </w:tc>
@@ -1292,7 +1292,7 @@
                 <w:rFonts w:ascii="Calibri" w:hAnsi="Calibri"/>
                 <w:sz w:val="20"/>
               </w:rPr>
-              <w:t xml:space="default">&lt;strong&gt;37m 2s&lt;/strong&gt; ±46m 5s (0s - 4h 53m)</w:t>
+              <w:t xml:space="default">&lt;strong&gt;37m 47s&lt;/strong&gt; ±46m 29s (0s - 4h 53m)</w:t>
             </w:r>
           </w:p>
         </w:tc>
@@ -1402,7 +1402,7 @@
                 <w:rFonts w:ascii="Calibri" w:hAnsi="Calibri"/>
                 <w:sz w:val="20"/>
               </w:rPr>
-              <w:t xml:space="default">&lt;strong&gt;09:36&lt;/strong&gt; ±02:34 (00:05 - 15:31)</w:t>
+              <w:t xml:space="default">&lt;strong&gt;09:37&lt;/strong&gt; ±02:35 (00:05 - 15:31)</w:t>
             </w:r>
           </w:p>
         </w:tc>
@@ -1521,7 +1521,7 @@
                 <w:rFonts w:ascii="Calibri" w:hAnsi="Calibri"/>
                 <w:sz w:val="20"/>
               </w:rPr>
-              <w:t xml:space="default">&lt;strong&gt;13:48&lt;/strong&gt; ±01:32 (08:32 - 17:43)</w:t>
+              <w:t xml:space="default">&lt;strong&gt;13:49&lt;/strong&gt; ±01:33 (08:32 - 17:43)</w:t>
             </w:r>
           </w:p>
         </w:tc>
@@ -1640,7 +1640,7 @@
                 <w:rFonts w:ascii="Calibri" w:hAnsi="Calibri"/>
                 <w:sz w:val="20"/>
               </w:rPr>
-              <w:t xml:space="default">&lt;strong&gt;19:09&lt;/strong&gt; ±02:31 (12:22 - 23:55)</w:t>
+              <w:t xml:space="default">&lt;strong&gt;19:12&lt;/strong&gt; ±02:29 (12:22 - 23:55)</w:t>
             </w:r>
           </w:p>
         </w:tc>
@@ -1759,7 +1759,7 @@
                 <w:rFonts w:ascii="Calibri" w:hAnsi="Calibri"/>
                 <w:sz w:val="20"/>
               </w:rPr>
-              <w:t xml:space="default">&lt;strong&gt;14:09&lt;/strong&gt; ±02:19 (04:59 - 18:59)</w:t>
+              <w:t xml:space="default">&lt;strong&gt;14:20&lt;/strong&gt; ±02:01 (08:53 - 18:59)</w:t>
             </w:r>
           </w:p>
         </w:tc>
@@ -1878,7 +1878,7 @@
                 <w:rFonts w:ascii="Calibri" w:hAnsi="Calibri"/>
                 <w:sz w:val="20"/>
               </w:rPr>
-              <w:t xml:space="default">&lt;strong&gt;03:16&lt;/strong&gt; ±03:11 (01:43 - 22:59)</w:t>
+              <w:t xml:space="default">&lt;strong&gt;03:17&lt;/strong&gt; ±03:13 (01:43 - 22:59)</w:t>
             </w:r>
           </w:p>
         </w:tc>
@@ -2013,7 +2013,7 @@
                 <w:rFonts w:ascii="Calibri" w:hAnsi="Calibri"/>
                 <w:sz w:val="20"/>
               </w:rPr>
-              <w:t xml:space="default">&lt;strong&gt;113.7&lt;/strong&gt; ±118.0 (0.0 - 631.8)</w:t>
+              <w:t xml:space="default">&lt;strong&gt;116.8&lt;/strong&gt; ±118.3 (0.2 - 631.8)</w:t>
             </w:r>
           </w:p>
         </w:tc>
@@ -2240,7 +2240,7 @@
                 <w:rFonts w:ascii="Calibri" w:hAnsi="Calibri"/>
                 <w:sz w:val="20"/>
               </w:rPr>
-              <w:t xml:space="default">&lt;strong&gt;0.329&lt;/strong&gt; ±0.096 (0.182 - 0.544)</w:t>
+              <w:t xml:space="default">&lt;strong&gt;0.334&lt;/strong&gt; ±0.094 (0.210 - 0.544)</w:t>
             </w:r>
           </w:p>
         </w:tc>
@@ -2341,7 +2341,7 @@
                 <w:rFonts w:ascii="Calibri" w:hAnsi="Calibri"/>
                 <w:sz w:val="20"/>
               </w:rPr>
-              <w:t xml:space="default">&lt;strong&gt;1.288&lt;/strong&gt; ±0.374 (0.475 - 1.962)</w:t>
+              <w:t xml:space="default">&lt;strong&gt;1.289&lt;/strong&gt; ±0.375 (0.475 - 1.962)</w:t>
             </w:r>
           </w:p>
         </w:tc>
@@ -2452,7 +2452,7 @@
                 <w:rFonts w:ascii="Calibri" w:hAnsi="Calibri"/>
                 <w:sz w:val="20"/>
               </w:rPr>
-              <w:t xml:space="default">Metrics are calculated on a by-participant-day basis (n=141) with the exception of IV and IS, which are calculated on a by-participant basis (n=23).</w:t>
+              <w:t xml:space="default">Metrics are calculated on a by-participant-day basis (n=137) with the exception of IV and IS, which are calculated on a by-participant basis (n=23).</w:t>
             </w:r>
           </w:p>
         </w:tc>
